--- a/docs/enablement/word/Enablement-How-It-Works-and-Where-It-Runs-v2.0.docx
+++ b/docs/enablement/word/Enablement-How-It-Works-and-Where-It-Runs-v2.0.docx
@@ -766,7 +766,7 @@
         </w:rPr>
         <w:t xml:space="preserve"> The story comes first, in two pages; then one visitor walked through end to end, the mechanism and its arithmetic, the architecture on Cloudflare, configuration, integration, privacy and what a customer provides, each part of the story linked to its detail and back. The companion page, </w:t>
       </w:r>
-      <w:hyperlink w:history="1" r:id="rIdqe8kvf7dfvlv_nlfsint4">
+      <w:hyperlink w:history="1" r:id="rIdk13jj6de0toq9sbcz8sxi">
         <w:r>
           <w:rPr>
             <w:rFonts w:ascii="Calibri" w:cs="Calibri" w:eastAsia="Calibri" w:hAnsi="Calibri"/>
@@ -787,7 +787,7 @@
         </w:rPr>
         <w:t xml:space="preserve">, puts the constants on sliders, and a live demo's </w:t>
       </w:r>
-      <w:hyperlink w:history="1" r:id="rIdt5dkwxyjsqfknjgayxzql">
+      <w:hyperlink w:history="1" r:id="rIdhiq33murfhw_jfdy5wkyt">
         <w:r>
           <w:rPr>
             <w:rFonts w:ascii="Calibri" w:cs="Calibri" w:eastAsia="Calibri" w:hAnsi="Calibri"/>
@@ -808,7 +808,7 @@
         </w:rPr>
         <w:t xml:space="preserve"> page is a worked example. Every word follows the </w:t>
       </w:r>
-      <w:hyperlink w:history="1" r:id="rIdyv4fidrlgrspmyqhzoz7w">
+      <w:hyperlink w:history="1" r:id="rIds8ngqgb3wxbkjg14cnwwl">
         <w:r>
           <w:rPr>
             <w:rFonts w:ascii="Calibri" w:cs="Calibri" w:eastAsia="Calibri" w:hAnsi="Calibri"/>
@@ -989,7 +989,7 @@
           <w:sz w:val="21"/>
           <w:szCs w:val="21"/>
         </w:rPr>
-        <w:t xml:space="preserve">The engine reads the room: where the visitor is and how they arrived. It watches without interrogating: no form, no login, only what the visitor does. It rearranges the table: the page's sections and the pieces inside them, in this visitor's order. And it pivots when attention moves. The same retailer's paper asked for "a site that feels like a stylist who remembers."</w:t>
+        <w:t xml:space="preserve">The engine reads the room: where the visitor is and how they arrived. It watches without interrogating: no form, no login, only what the visitor does. It rearranges the table: the page's sections and the pieces inside them, in this visitor's order. And it pivots when attention moves. The same retailer asked for "a site that feels like a stylist who remembers."</w:t>
       </w:r>
     </w:p>
     <w:p>
@@ -2350,7 +2350,7 @@
           <w:sz w:val="21"/>
           <w:szCs w:val="21"/>
         </w:rPr>
-        <w:t xml:space="preserve"> The visitor turns to boots and views two pairs. Boots rises to 0.526, and the next page brings boots forward in the edit. The campaign's 0.06 is still added and simply outscored: a seed never switches off, and the visitor's own behavior wins.</w:t>
+        <w:t xml:space="preserve"> The visitor turns to boots and views two pairs. Boots rises to 0.526, and the next page brings boots forward in the edit. The campaign's 0.06 is still added and simply outscored: time never switches a seed off, and the visitor's own behavior wins.</w:t>
       </w:r>
     </w:p>
     <w:p>
@@ -5544,7 +5544,7 @@
           <w:sz w:val="21"/>
           <w:szCs w:val="21"/>
         </w:rPr>
-        <w:t xml:space="preserve">A seed never switches off. It is dampened when the visitor's own audiences point elsewhere and outscored as their interests grow, and the receipt shows every seed that fired and what it added.</w:t>
+        <w:t xml:space="preserve">Time never switches a seed off. A dampening factor the brand publishes, from 1 down to 0, lowers it when the visitor's own audiences point elsewhere, and the visitor's growing interests outscore it. The receipt shows every seed that fired and what it added.</w:t>
       </w:r>
     </w:p>
     <w:p>
@@ -7372,9 +7372,9 @@
         </w:tblBorders>
       </w:tblPr>
       <w:tblGrid>
-        <w:gridCol w:w="2204"/>
-        <w:gridCol w:w="4612"/>
-        <w:gridCol w:w="2544"/>
+        <w:gridCol w:w="2185"/>
+        <w:gridCol w:w="4484"/>
+        <w:gridCol w:w="2691"/>
       </w:tblGrid>
       <w:tr>
         <w:trPr>
@@ -7382,7 +7382,7 @@
         </w:trPr>
         <w:tc>
           <w:tcPr>
-            <w:tcW w:type="dxa" w:w="2204"/>
+            <w:tcW w:type="dxa" w:w="2185"/>
             <w:shd w:fill="E8EDF4" w:val="clear"/>
             <w:tcMar>
               <w:top w:type="dxa" w:w="70"/>
@@ -7410,7 +7410,7 @@
         </w:tc>
         <w:tc>
           <w:tcPr>
-            <w:tcW w:type="dxa" w:w="4612"/>
+            <w:tcW w:type="dxa" w:w="4484"/>
             <w:shd w:fill="E8EDF4" w:val="clear"/>
             <w:tcMar>
               <w:top w:type="dxa" w:w="70"/>
@@ -7438,7 +7438,7 @@
         </w:tc>
         <w:tc>
           <w:tcPr>
-            <w:tcW w:type="dxa" w:w="2544"/>
+            <w:tcW w:type="dxa" w:w="2691"/>
             <w:shd w:fill="E8EDF4" w:val="clear"/>
             <w:tcMar>
               <w:top w:type="dxa" w:w="70"/>
@@ -7468,7 +7468,7 @@
       <w:tr>
         <w:tc>
           <w:tcPr>
-            <w:tcW w:type="dxa" w:w="2204"/>
+            <w:tcW w:type="dxa" w:w="2185"/>
             <w:shd w:fill="FFFFFF" w:val="clear"/>
             <w:tcMar>
               <w:top w:type="dxa" w:w="70"/>
@@ -7494,7 +7494,7 @@
         </w:tc>
         <w:tc>
           <w:tcPr>
-            <w:tcW w:type="dxa" w:w="4612"/>
+            <w:tcW w:type="dxa" w:w="4484"/>
             <w:shd w:fill="FFFFFF" w:val="clear"/>
             <w:tcMar>
               <w:top w:type="dxa" w:w="70"/>
@@ -7514,13 +7514,13 @@
                 <w:sz w:val="19"/>
                 <w:szCs w:val="19"/>
               </w:rPr>
-              <w:t xml:space="preserve">Weights, memory, lines, slot rules, pins, learning dials, the holdout share</w:t>
-            </w:r>
-          </w:p>
-        </w:tc>
-        <w:tc>
-          <w:tcPr>
-            <w:tcW w:type="dxa" w:w="2544"/>
+              <w:t xml:space="preserve">Weights, memory, lines, slot rules, pins, arrival seeds, learning dials, the holdout share</w:t>
+            </w:r>
+          </w:p>
+        </w:tc>
+        <w:tc>
+          <w:tcPr>
+            <w:tcW w:type="dxa" w:w="2691"/>
             <w:shd w:fill="FFFFFF" w:val="clear"/>
             <w:tcMar>
               <w:top w:type="dxa" w:w="70"/>
@@ -7540,7 +7540,7 @@
                 <w:sz w:val="19"/>
                 <w:szCs w:val="19"/>
               </w:rPr>
-              <w:t xml:space="preserve">The console</w:t>
+              <w:t xml:space="preserve">The console, or the API</w:t>
             </w:r>
           </w:p>
         </w:tc>
@@ -7548,7 +7548,7 @@
       <w:tr>
         <w:tc>
           <w:tcPr>
-            <w:tcW w:type="dxa" w:w="2204"/>
+            <w:tcW w:type="dxa" w:w="2185"/>
             <w:shd w:fill="F6F8FB" w:val="clear"/>
             <w:tcMar>
               <w:top w:type="dxa" w:w="70"/>
@@ -7574,7 +7574,7 @@
         </w:tc>
         <w:tc>
           <w:tcPr>
-            <w:tcW w:type="dxa" w:w="4612"/>
+            <w:tcW w:type="dxa" w:w="4484"/>
             <w:shd w:fill="F6F8FB" w:val="clear"/>
             <w:tcMar>
               <w:top w:type="dxa" w:w="70"/>
@@ -7594,13 +7594,13 @@
                 <w:sz w:val="19"/>
                 <w:szCs w:val="19"/>
               </w:rPr>
-              <w:t xml:space="preserve">The catalog, the arrival seeds, the dimensions and the attribute each reads</w:t>
-            </w:r>
-          </w:p>
-        </w:tc>
-        <w:tc>
-          <w:tcPr>
-            <w:tcW w:type="dxa" w:w="2544"/>
+              <w:t xml:space="preserve">The catalog, the dimensions and the attribute each reads</w:t>
+            </w:r>
+          </w:p>
+        </w:tc>
+        <w:tc>
+          <w:tcPr>
+            <w:tcW w:type="dxa" w:w="2691"/>
             <w:shd w:fill="F6F8FB" w:val="clear"/>
             <w:tcMar>
               <w:top w:type="dxa" w:w="70"/>
@@ -7628,7 +7628,7 @@
       <w:tr>
         <w:tc>
           <w:tcPr>
-            <w:tcW w:type="dxa" w:w="2204"/>
+            <w:tcW w:type="dxa" w:w="2185"/>
             <w:shd w:fill="FFFFFF" w:val="clear"/>
             <w:tcMar>
               <w:top w:type="dxa" w:w="70"/>
@@ -7654,7 +7654,7 @@
         </w:tc>
         <w:tc>
           <w:tcPr>
-            <w:tcW w:type="dxa" w:w="4612"/>
+            <w:tcW w:type="dxa" w:w="4484"/>
             <w:shd w:fill="FFFFFF" w:val="clear"/>
             <w:tcMar>
               <w:top w:type="dxa" w:w="70"/>
@@ -7680,7 +7680,7 @@
         </w:tc>
         <w:tc>
           <w:tcPr>
-            <w:tcW w:type="dxa" w:w="2544"/>
+            <w:tcW w:type="dxa" w:w="2691"/>
             <w:shd w:fill="FFFFFF" w:val="clear"/>
             <w:tcMar>
               <w:top w:type="dxa" w:w="70"/>
@@ -7781,7 +7781,7 @@
           <w:sz w:val="21"/>
           <w:szCs w:val="21"/>
         </w:rPr>
-        <w:t xml:space="preserve">One script, the SDK, starts the visitor's session and sends events, or reads the brand's existing data layer with GA4 event names. It receives every slot's decision by id in one call and lets the site's own default stand whenever no answer arrives in time. The brand's server can fetch the first page's decisions before sending the page, so the content above the fold arrives already chosen. The front end is built once, and later capabilities are switched on in configuration. Developers work from the integration kit: the SDK, the API reference, the payload schemas and a staging connection check.</w:t>
+        <w:t xml:space="preserve">One script, the SDK, starts the visitor's session and sends events, or reads the brand's existing data layer with GA4 event names. It receives every slot's decision by id in one call and lets the site's own default stand whenever no answer arrives in time. The brand's server can fetch the first page's decisions before sending the page, so the content above the fold arrives already chosen. The front end is built once, and every other capability is switched on in configuration. Developers work from the integration kit: the SDK, the API reference, the payload schemas and a staging connection check.</w:t>
       </w:r>
     </w:p>
     <w:tbl>
@@ -8441,7 +8441,7 @@
         </w:rPr>
         <w:t xml:space="preserve"> The brand's team asks Opal, in plain words, to draft audiences, tests, analyses, tags and imagery, or to explain a result, and Opal proposes what matters from the engine's records, with its evidence. When a signal arrives from another system, such as a partner's social-listening feed, Opal drafts a test or a contextual-bandit experiment on the slots it affects and launches it once a person approves. Design-time tagging proposes tags from the brand's own vocabulary, and a person approves, edits or rejects each one. The engine calls no AI model to decide. Opal is where people ask and generative AI creates, and that is where credits apply. </w:t>
       </w:r>
-      <w:hyperlink w:history="1" r:id="rIdrelrogpici7eyuqx8mwvi">
+      <w:hyperlink w:history="1" r:id="rIdxjpmv7jvigjgp8y3ojfxk">
         <w:r>
           <w:rPr>
             <w:rFonts w:ascii="Calibri" w:cs="Calibri" w:eastAsia="Calibri" w:hAnsi="Calibri"/>
@@ -8450,7 +8450,7 @@
             <w:szCs w:val="21"/>
             <w:u w:val="single"/>
           </w:rPr>
-          <w:t xml:space="preserve">Where Opal and AI credits fit</w:t>
+          <w:t xml:space="preserve">Where Opal and AI Credits Fit, and Where They Never Do</w:t>
         </w:r>
       </w:hyperlink>
       <w:r>
